--- a/project/project_03_template.docx
+++ b/project/project_03_template.docx
@@ -1,6 +1,6 @@
 
 <file path=word/document.xml><?xml version="1.0" encoding="utf-8"?>
-<w:document xmlns:wpc="http://schemas.microsoft.com/office/word/2010/wordprocessingCanvas" xmlns:cx="http://schemas.microsoft.com/office/drawing/2014/chartex" xmlns:cx1="http://schemas.microsoft.com/office/drawing/2015/9/8/chartex" xmlns:cx2="http://schemas.microsoft.com/office/drawing/2015/10/21/chartex" xmlns:cx3="http://schemas.microsoft.com/office/drawing/2016/5/9/chartex" xmlns:cx4="http://schemas.microsoft.com/office/drawing/2016/5/10/chartex" xmlns:cx5="http://schemas.microsoft.com/office/drawing/2016/5/11/chartex" xmlns:cx6="http://schemas.microsoft.com/office/drawing/2016/5/12/chartex" xmlns:cx7="http://schemas.microsoft.com/office/drawing/2016/5/13/chartex" xmlns:cx8="http://schemas.microsoft.com/office/drawing/2016/5/14/chartex" xmlns:mc="http://schemas.openxmlformats.org/markup-compatibility/2006" xmlns:aink="http://schemas.microsoft.com/office/drawing/2016/ink" xmlns:am3d="http://schemas.microsoft.com/office/drawing/2017/model3d" xmlns:o="urn:schemas-microsoft-com:office:office" xmlns:oel="http://schemas.microsoft.com/office/2019/extlst" xmlns:r="http://schemas.openxmlformats.org/officeDocument/2006/relationships" xmlns:m="http://schemas.openxmlformats.org/officeDocument/2006/math" xmlns:v="urn:schemas-microsoft-com:vml" xmlns:wp14="http://schemas.microsoft.com/office/word/2010/wordprocessingDrawing" xmlns:wp="http://schemas.openxmlformats.org/drawingml/2006/wordprocessingDrawing" xmlns:w10="urn:schemas-microsoft-com:office:word" xmlns:w="http://schemas.openxmlformats.org/wordprocessingml/2006/main" xmlns:w14="http://schemas.microsoft.com/office/word/2010/wordml" xmlns:w15="http://schemas.microsoft.com/office/word/2012/wordml" xmlns:w16cex="http://schemas.microsoft.com/office/word/2018/wordml/cex" xmlns:w16cid="http://schemas.microsoft.com/office/word/2016/wordml/cid" xmlns:w16="http://schemas.microsoft.com/office/word/2018/wordml" xmlns:w16sdtdh="http://schemas.microsoft.com/office/word/2020/wordml/sdtdatahash" xmlns:w16se="http://schemas.microsoft.com/office/word/2015/wordml/symex" xmlns:wpg="http://schemas.microsoft.com/office/word/2010/wordprocessingGroup" xmlns:wpi="http://schemas.microsoft.com/office/word/2010/wordprocessingInk" xmlns:wne="http://schemas.microsoft.com/office/word/2006/wordml" xmlns:wps="http://schemas.microsoft.com/office/word/2010/wordprocessingShape" mc:Ignorable="w14 w15 w16se w16cid w16 w16cex w16sdtdh wp14">
+<w:document xmlns:wpc="http://schemas.microsoft.com/office/word/2010/wordprocessingCanvas" xmlns:cx="http://schemas.microsoft.com/office/drawing/2014/chartex" xmlns:cx1="http://schemas.microsoft.com/office/drawing/2015/9/8/chartex" xmlns:cx2="http://schemas.microsoft.com/office/drawing/2015/10/21/chartex" xmlns:cx3="http://schemas.microsoft.com/office/drawing/2016/5/9/chartex" xmlns:cx4="http://schemas.microsoft.com/office/drawing/2016/5/10/chartex" xmlns:cx5="http://schemas.microsoft.com/office/drawing/2016/5/11/chartex" xmlns:cx6="http://schemas.microsoft.com/office/drawing/2016/5/12/chartex" xmlns:cx7="http://schemas.microsoft.com/office/drawing/2016/5/13/chartex" xmlns:cx8="http://schemas.microsoft.com/office/drawing/2016/5/14/chartex" xmlns:mc="http://schemas.openxmlformats.org/markup-compatibility/2006" xmlns:m="http://schemas.openxmlformats.org/officeDocument/2006/math" xmlns:aink="http://schemas.microsoft.com/office/drawing/2016/ink" xmlns:am3d="http://schemas.microsoft.com/office/drawing/2017/model3d" xmlns:oel="http://schemas.microsoft.com/office/2019/extlst" xmlns:r="http://schemas.openxmlformats.org/officeDocument/2006/relationships" xmlns:wp14="http://schemas.microsoft.com/office/word/2010/wordprocessingDrawing" xmlns:wp="http://schemas.openxmlformats.org/drawingml/2006/wordprocessingDrawing" xmlns:wpg="http://schemas.microsoft.com/office/word/2010/wordprocessingGroup" xmlns:wpi="http://schemas.microsoft.com/office/word/2010/wordprocessingInk" xmlns:wps="http://schemas.microsoft.com/office/word/2010/wordprocessingShape" xmlns:o="urn:schemas-microsoft-com:office:office" xmlns:v="urn:schemas-microsoft-com:vml" xmlns:w10="urn:schemas-microsoft-com:office:word" xmlns:w="http://schemas.openxmlformats.org/wordprocessingml/2006/main" xmlns:w14="http://schemas.microsoft.com/office/word/2010/wordml" xmlns:w15="http://schemas.microsoft.com/office/word/2012/wordml" xmlns:w16cex="http://schemas.microsoft.com/office/word/2018/wordml/cex" xmlns:w16cid="http://schemas.microsoft.com/office/word/2016/wordml/cid" xmlns:w16="http://schemas.microsoft.com/office/word/2018/wordml" xmlns:w16sdtdh="http://schemas.microsoft.com/office/word/2020/wordml/sdtdatahash" xmlns:w16sdtfl="http://schemas.microsoft.com/office/word/2024/wordml/sdtformatlock" xmlns:w16se="http://schemas.microsoft.com/office/word/2015/wordml/symex" xmlns:w16du="http://schemas.microsoft.com/office/word/2023/wordml/word16du" xmlns:wne="http://schemas.microsoft.com/office/word/2006/wordml" mc:Ignorable="w14 w15 w16se w16cid w16 w16cex w16sdtdh w16sdtfl w16du wp14">
   <w:body>
     <w:p>
       <w:pPr>
@@ -49,6 +49,9 @@
       <w:r>
         <w:t>:</w:t>
       </w:r>
+      <w:r>
+        <w:t xml:space="preserve"> William Piecyk</w:t>
+      </w:r>
     </w:p>
     <w:p>
       <w:r>
@@ -60,14 +63,68 @@
       </w:r>
       <w:r>
         <w:br/>
-        <w:t xml:space="preserve">Please </w:t>
-      </w:r>
-      <w:r>
-        <w:t>replace this sentence with</w:t>
-      </w:r>
-      <w:r>
-        <w:t xml:space="preserve"> your project description from Project Milestone 1 here.  </w:t>
-      </w:r>
+      </w:r>
+      <w:r>
+        <w:t xml:space="preserve">My proposal for my website is </w:t>
+      </w:r>
+      <w:proofErr w:type="gramStart"/>
+      <w:r>
+        <w:t>an</w:t>
+      </w:r>
+      <w:proofErr w:type="gramEnd"/>
+      <w:r>
+        <w:t xml:space="preserve"> tourist/American guide to </w:t>
+      </w:r>
+      <w:proofErr w:type="spellStart"/>
+      <w:r>
+        <w:t>rome</w:t>
+      </w:r>
+      <w:proofErr w:type="spellEnd"/>
+      <w:r>
+        <w:t xml:space="preserve">. </w:t>
+      </w:r>
+      <w:proofErr w:type="spellStart"/>
+      <w:r>
+        <w:t>Im</w:t>
+      </w:r>
+      <w:proofErr w:type="spellEnd"/>
+      <w:r>
+        <w:t xml:space="preserve"> studying abroad </w:t>
+      </w:r>
+      <w:proofErr w:type="gramStart"/>
+      <w:r>
+        <w:t>there</w:t>
+      </w:r>
+      <w:proofErr w:type="gramEnd"/>
+      <w:r>
+        <w:t xml:space="preserve"> next semester and I want to put my research to good permanent use. My site will go through </w:t>
+      </w:r>
+      <w:proofErr w:type="spellStart"/>
+      <w:r>
+        <w:t>romes</w:t>
+      </w:r>
+      <w:proofErr w:type="spellEnd"/>
+      <w:r>
+        <w:t xml:space="preserve"> history, point out significant buildings/artworks, food, and even mention cultural centers as well as neighborhood history. My aim for the website is to give </w:t>
+      </w:r>
+      <w:proofErr w:type="spellStart"/>
+      <w:r>
+        <w:t>americans</w:t>
+      </w:r>
+      <w:proofErr w:type="spellEnd"/>
+      <w:r>
+        <w:t xml:space="preserve"> (targeting east costars) a taste of what </w:t>
+      </w:r>
+      <w:proofErr w:type="spellStart"/>
+      <w:r>
+        <w:t>rome</w:t>
+      </w:r>
+      <w:proofErr w:type="spellEnd"/>
+      <w:r>
+        <w:t xml:space="preserve"> is like without ever being there physically. </w:t>
+      </w:r>
+    </w:p>
+    <w:p>
       <w:r>
         <w:br/>
       </w:r>
@@ -298,7 +355,7 @@
                 <w:noProof/>
               </w:rPr>
               <w:drawing>
-                <wp:inline distT="0" distB="0" distL="0" distR="0" wp14:anchorId="45763691" wp14:editId="3A9A5C9D">
+                <wp:inline distT="0" distB="0" distL="0" distR="0" wp14:anchorId="45763691" wp14:editId="7A7647C8">
                   <wp:extent cx="906983" cy="601980"/>
                   <wp:effectExtent l="0" t="0" r="7620" b="7620"/>
                   <wp:docPr id="1" name="Picture 1" descr="Home Page - Antonio's To Go - What's For Dinner Tonight?"/>
@@ -408,7 +465,23 @@
                   <w:b/>
                   <w:bCs/>
                 </w:rPr>
-                <w:t>https://youtu.be/pQN-pnXPaVg</w:t>
+                <w:t>https://youtu.be/p</w:t>
+              </w:r>
+              <w:r>
+                <w:rPr>
+                  <w:rStyle w:val="Hyperlink"/>
+                  <w:b/>
+                  <w:bCs/>
+                </w:rPr>
+                <w:t>Q</w:t>
+              </w:r>
+              <w:r>
+                <w:rPr>
+                  <w:rStyle w:val="Hyperlink"/>
+                  <w:b/>
+                  <w:bCs/>
+                </w:rPr>
+                <w:t>N-pnXPaVg</w:t>
               </w:r>
             </w:hyperlink>
             <w:r>
@@ -559,16 +632,11 @@
           <w:b/>
           <w:bCs/>
         </w:rPr>
+        <w:lastRenderedPageBreak/>
         <w:t xml:space="preserve">NOTE: </w:t>
       </w:r>
       <w:r>
-        <w:t xml:space="preserve">You need to legally </w:t>
-      </w:r>
-      <w:r>
-        <w:t>use</w:t>
-      </w:r>
-      <w:r>
-        <w:t xml:space="preserve"> all your images.  The options for usage writes should </w:t>
+        <w:t xml:space="preserve">You need to legally use all your images.  The options for usage writes should </w:t>
       </w:r>
       <w:proofErr w:type="gramStart"/>
       <w:r>
@@ -576,19 +644,7 @@
       </w:r>
       <w:proofErr w:type="gramEnd"/>
       <w:r>
-        <w:t xml:space="preserve"> I own this, creative commons, free stock, or some other way you legally </w:t>
-      </w:r>
-      <w:r>
-        <w:t>use</w:t>
-      </w:r>
-      <w:r>
-        <w:t xml:space="preserve"> the image.  Embedded content get</w:t>
-      </w:r>
-      <w:r>
-        <w:t>s</w:t>
-      </w:r>
-      <w:r>
-        <w:t xml:space="preserve"> the NA (not applicable).</w:t>
+        <w:t xml:space="preserve"> I own this, creative commons, free stock, or some other way you legally use the image.  Embedded content gets the NA (not applicable).</w:t>
       </w:r>
     </w:p>
     <w:p>
@@ -641,10 +697,10 @@
         <w:tblLook w:val="04A0" w:firstRow="1" w:lastRow="0" w:firstColumn="1" w:lastColumn="0" w:noHBand="0" w:noVBand="1"/>
       </w:tblPr>
       <w:tblGrid>
-        <w:gridCol w:w="4495"/>
-        <w:gridCol w:w="1890"/>
-        <w:gridCol w:w="2880"/>
-        <w:gridCol w:w="3690"/>
+        <w:gridCol w:w="4676"/>
+        <w:gridCol w:w="1859"/>
+        <w:gridCol w:w="2795"/>
+        <w:gridCol w:w="3625"/>
       </w:tblGrid>
       <w:tr>
         <w:tc>
@@ -740,6 +796,54 @@
                 <w:bCs/>
               </w:rPr>
             </w:pPr>
+            <w:r>
+              <w:rPr>
+                <w:b/>
+                <w:bCs/>
+                <w:noProof/>
+              </w:rPr>
+              <w:drawing>
+                <wp:inline distT="0" distB="0" distL="0" distR="0" wp14:anchorId="671ADAB5" wp14:editId="36E03382">
+                  <wp:extent cx="2472085" cy="944880"/>
+                  <wp:effectExtent l="0" t="0" r="4445" b="0"/>
+                  <wp:docPr id="2003329640" name="Picture 1"/>
+                  <wp:cNvGraphicFramePr>
+                    <a:graphicFrameLocks xmlns:a="http://schemas.openxmlformats.org/drawingml/2006/main" noChangeAspect="1"/>
+                  </wp:cNvGraphicFramePr>
+                  <a:graphic xmlns:a="http://schemas.openxmlformats.org/drawingml/2006/main">
+                    <a:graphicData uri="http://schemas.openxmlformats.org/drawingml/2006/picture">
+                      <pic:pic xmlns:pic="http://schemas.openxmlformats.org/drawingml/2006/picture">
+                        <pic:nvPicPr>
+                          <pic:cNvPr id="2003329640" name="Picture 2003329640"/>
+                          <pic:cNvPicPr/>
+                        </pic:nvPicPr>
+                        <pic:blipFill>
+                          <a:blip r:embed="rId7" cstate="print">
+                            <a:extLst>
+                              <a:ext uri="{28A0092B-C50C-407E-A947-70E740481C1C}">
+                                <a14:useLocalDpi xmlns:a14="http://schemas.microsoft.com/office/drawing/2010/main" val="0"/>
+                              </a:ext>
+                            </a:extLst>
+                          </a:blip>
+                          <a:stretch>
+                            <a:fillRect/>
+                          </a:stretch>
+                        </pic:blipFill>
+                        <pic:spPr>
+                          <a:xfrm>
+                            <a:off x="0" y="0"/>
+                            <a:ext cx="2624502" cy="1003137"/>
+                          </a:xfrm>
+                          <a:prstGeom prst="rect">
+                            <a:avLst/>
+                          </a:prstGeom>
+                        </pic:spPr>
+                      </pic:pic>
+                    </a:graphicData>
+                  </a:graphic>
+                </wp:inline>
+              </w:drawing>
+            </w:r>
           </w:p>
         </w:tc>
         <w:tc>
@@ -747,12 +851,9 @@
             <w:tcW w:w="1890" w:type="dxa"/>
           </w:tcPr>
           <w:p>
-            <w:pPr>
-              <w:rPr>
-                <w:b/>
-                <w:bCs/>
-              </w:rPr>
-            </w:pPr>
+            <w:r>
+              <w:t>Home page</w:t>
+            </w:r>
           </w:p>
         </w:tc>
         <w:tc>
@@ -760,26 +861,16 @@
             <w:tcW w:w="2880" w:type="dxa"/>
           </w:tcPr>
           <w:p>
-            <w:pPr>
-              <w:rPr>
-                <w:b/>
-                <w:bCs/>
-              </w:rPr>
-            </w:pPr>
+            <w:r>
+              <w:t>I own this image</w:t>
+            </w:r>
           </w:p>
         </w:tc>
         <w:tc>
           <w:tcPr>
             <w:tcW w:w="3690" w:type="dxa"/>
           </w:tcPr>
-          <w:p>
-            <w:pPr>
-              <w:rPr>
-                <w:b/>
-                <w:bCs/>
-              </w:rPr>
-            </w:pPr>
-          </w:p>
+          <w:p/>
         </w:tc>
       </w:tr>
       <w:tr>
@@ -794,6 +885,54 @@
                 <w:bCs/>
               </w:rPr>
             </w:pPr>
+            <w:r>
+              <w:rPr>
+                <w:b/>
+                <w:bCs/>
+                <w:noProof/>
+              </w:rPr>
+              <w:drawing>
+                <wp:inline distT="0" distB="0" distL="0" distR="0" wp14:anchorId="2DC9761D" wp14:editId="6584E8B4">
+                  <wp:extent cx="1318437" cy="923618"/>
+                  <wp:effectExtent l="0" t="0" r="2540" b="3810"/>
+                  <wp:docPr id="1764526655" name="Picture 2"/>
+                  <wp:cNvGraphicFramePr>
+                    <a:graphicFrameLocks xmlns:a="http://schemas.openxmlformats.org/drawingml/2006/main" noChangeAspect="1"/>
+                  </wp:cNvGraphicFramePr>
+                  <a:graphic xmlns:a="http://schemas.openxmlformats.org/drawingml/2006/main">
+                    <a:graphicData uri="http://schemas.openxmlformats.org/drawingml/2006/picture">
+                      <pic:pic xmlns:pic="http://schemas.openxmlformats.org/drawingml/2006/picture">
+                        <pic:nvPicPr>
+                          <pic:cNvPr id="1764526655" name="Picture 1764526655"/>
+                          <pic:cNvPicPr/>
+                        </pic:nvPicPr>
+                        <pic:blipFill>
+                          <a:blip r:embed="rId8" cstate="print">
+                            <a:extLst>
+                              <a:ext uri="{28A0092B-C50C-407E-A947-70E740481C1C}">
+                                <a14:useLocalDpi xmlns:a14="http://schemas.microsoft.com/office/drawing/2010/main" val="0"/>
+                              </a:ext>
+                            </a:extLst>
+                          </a:blip>
+                          <a:stretch>
+                            <a:fillRect/>
+                          </a:stretch>
+                        </pic:blipFill>
+                        <pic:spPr>
+                          <a:xfrm>
+                            <a:off x="0" y="0"/>
+                            <a:ext cx="1373074" cy="961894"/>
+                          </a:xfrm>
+                          <a:prstGeom prst="rect">
+                            <a:avLst/>
+                          </a:prstGeom>
+                        </pic:spPr>
+                      </pic:pic>
+                    </a:graphicData>
+                  </a:graphic>
+                </wp:inline>
+              </w:drawing>
+            </w:r>
           </w:p>
         </w:tc>
         <w:tc>
@@ -801,12 +940,12 @@
             <w:tcW w:w="1890" w:type="dxa"/>
           </w:tcPr>
           <w:p>
-            <w:pPr>
-              <w:rPr>
-                <w:b/>
-                <w:bCs/>
-              </w:rPr>
-            </w:pPr>
+            <w:r>
+              <w:t>T</w:t>
+            </w:r>
+            <w:r>
+              <w:t>he Colosseum: A Brief History</w:t>
+            </w:r>
           </w:p>
         </w:tc>
         <w:tc>
@@ -814,12 +953,12 @@
             <w:tcW w:w="2880" w:type="dxa"/>
           </w:tcPr>
           <w:p>
-            <w:pPr>
-              <w:rPr>
-                <w:b/>
-                <w:bCs/>
-              </w:rPr>
-            </w:pPr>
+            <w:r>
+              <w:t xml:space="preserve">Creative </w:t>
+            </w:r>
+            <w:r>
+              <w:t>Commons</w:t>
+            </w:r>
           </w:p>
         </w:tc>
         <w:tc>
@@ -827,12 +966,38 @@
             <w:tcW w:w="3690" w:type="dxa"/>
           </w:tcPr>
           <w:p>
-            <w:pPr>
-              <w:rPr>
-                <w:b/>
-                <w:bCs/>
-              </w:rPr>
-            </w:pPr>
+            <w:r>
+              <w:t>“Looking</w:t>
+            </w:r>
+            <w:r>
+              <w:t xml:space="preserve"> east from the Piazza </w:t>
+            </w:r>
+            <w:r>
+              <w:t>d</w:t>
+            </w:r>
+            <w:r>
+              <w:t>i Santa Francesca Rom</w:t>
+            </w:r>
+            <w:r>
+              <w:t xml:space="preserve">ana, 2020” </w:t>
+            </w:r>
+            <w:r>
+              <w:t xml:space="preserve">by </w:t>
+            </w:r>
+            <w:proofErr w:type="spellStart"/>
+            <w:r>
+              <w:t>FeaturedPics</w:t>
+            </w:r>
+            <w:proofErr w:type="spellEnd"/>
+            <w:r>
+              <w:t xml:space="preserve"> via </w:t>
+            </w:r>
+            <w:r>
+              <w:t>Wikimedia Commons</w:t>
+            </w:r>
+            <w:r>
+              <w:t xml:space="preserve">, licensed under CC BY-SA 4.0. </w:t>
+            </w:r>
           </w:p>
         </w:tc>
       </w:tr>
@@ -848,6 +1013,54 @@
                 <w:bCs/>
               </w:rPr>
             </w:pPr>
+            <w:r>
+              <w:rPr>
+                <w:b/>
+                <w:bCs/>
+                <w:noProof/>
+              </w:rPr>
+              <w:drawing>
+                <wp:inline distT="0" distB="0" distL="0" distR="0" wp14:anchorId="0893E2A8" wp14:editId="5C348F8F">
+                  <wp:extent cx="1217809" cy="1212111"/>
+                  <wp:effectExtent l="0" t="0" r="1905" b="0"/>
+                  <wp:docPr id="678118107" name="Picture 3"/>
+                  <wp:cNvGraphicFramePr>
+                    <a:graphicFrameLocks xmlns:a="http://schemas.openxmlformats.org/drawingml/2006/main" noChangeAspect="1"/>
+                  </wp:cNvGraphicFramePr>
+                  <a:graphic xmlns:a="http://schemas.openxmlformats.org/drawingml/2006/main">
+                    <a:graphicData uri="http://schemas.openxmlformats.org/drawingml/2006/picture">
+                      <pic:pic xmlns:pic="http://schemas.openxmlformats.org/drawingml/2006/picture">
+                        <pic:nvPicPr>
+                          <pic:cNvPr id="678118107" name="Picture 678118107"/>
+                          <pic:cNvPicPr/>
+                        </pic:nvPicPr>
+                        <pic:blipFill>
+                          <a:blip r:embed="rId9" cstate="print">
+                            <a:extLst>
+                              <a:ext uri="{28A0092B-C50C-407E-A947-70E740481C1C}">
+                                <a14:useLocalDpi xmlns:a14="http://schemas.microsoft.com/office/drawing/2010/main" val="0"/>
+                              </a:ext>
+                            </a:extLst>
+                          </a:blip>
+                          <a:stretch>
+                            <a:fillRect/>
+                          </a:stretch>
+                        </pic:blipFill>
+                        <pic:spPr>
+                          <a:xfrm>
+                            <a:off x="0" y="0"/>
+                            <a:ext cx="1231452" cy="1225690"/>
+                          </a:xfrm>
+                          <a:prstGeom prst="rect">
+                            <a:avLst/>
+                          </a:prstGeom>
+                        </pic:spPr>
+                      </pic:pic>
+                    </a:graphicData>
+                  </a:graphic>
+                </wp:inline>
+              </w:drawing>
+            </w:r>
           </w:p>
         </w:tc>
         <w:tc>
@@ -861,6 +1074,9 @@
                 <w:bCs/>
               </w:rPr>
             </w:pPr>
+            <w:r>
+              <w:t>The Pantheon: A Brief History</w:t>
+            </w:r>
           </w:p>
         </w:tc>
         <w:tc>
@@ -874,6 +1090,13 @@
                 <w:bCs/>
               </w:rPr>
             </w:pPr>
+            <w:r>
+              <w:rPr>
+                <w:b/>
+                <w:bCs/>
+              </w:rPr>
+              <w:t>Creative Commons</w:t>
+            </w:r>
           </w:p>
         </w:tc>
         <w:tc>
@@ -887,6 +1110,43 @@
                 <w:bCs/>
               </w:rPr>
             </w:pPr>
+            <w:r>
+              <w:t>“</w:t>
+            </w:r>
+            <w:r>
+              <w:t>Pantheon’s façade”</w:t>
+            </w:r>
+            <w:r>
+              <w:t xml:space="preserve"> </w:t>
+            </w:r>
+            <w:r>
+              <w:t xml:space="preserve">by </w:t>
+            </w:r>
+            <w:hyperlink r:id="rId10" w:tooltip="User:ParsonsPhotographyNL (page does not exist)" w:history="1">
+              <w:proofErr w:type="spellStart"/>
+              <w:r>
+                <w:rPr>
+                  <w:rStyle w:val="Hyperlink"/>
+                  <w:rFonts w:ascii="Arial" w:hAnsi="Arial" w:cs="Arial"/>
+                  <w:color w:val="000000" w:themeColor="text1"/>
+                  <w:sz w:val="20"/>
+                  <w:szCs w:val="20"/>
+                  <w:u w:val="none"/>
+                  <w:shd w:val="clear" w:color="auto" w:fill="F8F9FA"/>
+                </w:rPr>
+                <w:t>ParsonsPhotographyNL</w:t>
+              </w:r>
+              <w:proofErr w:type="spellEnd"/>
+            </w:hyperlink>
+            <w:r>
+              <w:rPr>
+                <w:color w:val="000000" w:themeColor="text1"/>
+              </w:rPr>
+              <w:t xml:space="preserve"> </w:t>
+            </w:r>
+            <w:r>
+              <w:t xml:space="preserve">via Wikimedia Commons, licensed under CC BY-SA 4.0. </w:t>
+            </w:r>
           </w:p>
         </w:tc>
       </w:tr>
@@ -902,6 +1162,9 @@
                 <w:bCs/>
               </w:rPr>
             </w:pPr>
+            <w:r>
+              <w:t>https://www.youtube.com/watch?v=80i_FUllRVU</w:t>
+            </w:r>
           </w:p>
         </w:tc>
         <w:tc>
@@ -909,12 +1172,9 @@
             <w:tcW w:w="1890" w:type="dxa"/>
           </w:tcPr>
           <w:p>
-            <w:pPr>
-              <w:rPr>
-                <w:b/>
-                <w:bCs/>
-              </w:rPr>
-            </w:pPr>
+            <w:r>
+              <w:t>Home Page</w:t>
+            </w:r>
           </w:p>
         </w:tc>
         <w:tc>
@@ -922,26 +1182,16 @@
             <w:tcW w:w="2880" w:type="dxa"/>
           </w:tcPr>
           <w:p>
-            <w:pPr>
-              <w:rPr>
-                <w:b/>
-                <w:bCs/>
-              </w:rPr>
-            </w:pPr>
+            <w:r>
+              <w:t>NA</w:t>
+            </w:r>
           </w:p>
         </w:tc>
         <w:tc>
           <w:tcPr>
             <w:tcW w:w="3690" w:type="dxa"/>
           </w:tcPr>
-          <w:p>
-            <w:pPr>
-              <w:rPr>
-                <w:b/>
-                <w:bCs/>
-              </w:rPr>
-            </w:pPr>
-          </w:p>
+          <w:p/>
         </w:tc>
       </w:tr>
     </w:tbl>
@@ -964,7 +1214,7 @@
 </file>
 
 <file path=word/styles.xml><?xml version="1.0" encoding="utf-8"?>
-<w:styles xmlns:mc="http://schemas.openxmlformats.org/markup-compatibility/2006" xmlns:r="http://schemas.openxmlformats.org/officeDocument/2006/relationships" xmlns:w="http://schemas.openxmlformats.org/wordprocessingml/2006/main" xmlns:w14="http://schemas.microsoft.com/office/word/2010/wordml" xmlns:w15="http://schemas.microsoft.com/office/word/2012/wordml" xmlns:w16cex="http://schemas.microsoft.com/office/word/2018/wordml/cex" xmlns:w16cid="http://schemas.microsoft.com/office/word/2016/wordml/cid" xmlns:w16="http://schemas.microsoft.com/office/word/2018/wordml" xmlns:w16sdtdh="http://schemas.microsoft.com/office/word/2020/wordml/sdtdatahash" xmlns:w16se="http://schemas.microsoft.com/office/word/2015/wordml/symex" mc:Ignorable="w14 w15 w16se w16cid w16 w16cex w16sdtdh">
+<w:styles xmlns:mc="http://schemas.openxmlformats.org/markup-compatibility/2006" xmlns:r="http://schemas.openxmlformats.org/officeDocument/2006/relationships" xmlns:w="http://schemas.openxmlformats.org/wordprocessingml/2006/main" xmlns:w14="http://schemas.microsoft.com/office/word/2010/wordml" xmlns:w15="http://schemas.microsoft.com/office/word/2012/wordml" xmlns:w16cex="http://schemas.microsoft.com/office/word/2018/wordml/cex" xmlns:w16cid="http://schemas.microsoft.com/office/word/2016/wordml/cid" xmlns:w16="http://schemas.microsoft.com/office/word/2018/wordml" xmlns:w16sdtdh="http://schemas.microsoft.com/office/word/2020/wordml/sdtdatahash" xmlns:w16sdtfl="http://schemas.microsoft.com/office/word/2024/wordml/sdtformatlock" xmlns:w16se="http://schemas.microsoft.com/office/word/2015/wordml/symex" xmlns:w16du="http://schemas.microsoft.com/office/word/2023/wordml/word16du" mc:Ignorable="w14 w15 w16se w16cid w16 w16cex w16sdtdh w16sdtfl w16du">
   <w:docDefaults>
     <w:rPrDefault>
       <w:rPr>
@@ -1431,6 +1681,18 @@
       <w:shd w:val="clear" w:color="auto" w:fill="E1DFDD"/>
     </w:rPr>
   </w:style>
+  <w:style w:type="character" w:styleId="FollowedHyperlink">
+    <w:name w:val="FollowedHyperlink"/>
+    <w:basedOn w:val="DefaultParagraphFont"/>
+    <w:uiPriority w:val="99"/>
+    <w:semiHidden/>
+    <w:unhideWhenUsed/>
+    <w:rsid w:val="00EA3F8C"/>
+    <w:rPr>
+      <w:color w:val="954F72" w:themeColor="followedHyperlink"/>
+      <w:u w:val="single"/>
+    </w:rPr>
+  </w:style>
 </w:styles>
 </file>
 
@@ -1727,4 +1989,10 @@
     </a:ext>
   </a:extLst>
 </a:theme>
+</file>
+
+<file path=docMetadata/LabelInfo.xml><?xml version="1.0" encoding="utf-8"?>
+<clbl:labelList xmlns:clbl="http://schemas.microsoft.com/office/2020/mipLabelMetadata">
+  <clbl:label id="{4278a402-1a9e-4eb9-8414-ffb55a5fcf1e}" enabled="0" method="" siteId="{4278a402-1a9e-4eb9-8414-ffb55a5fcf1e}" removed="1"/>
+</clbl:labelList>
 </file>
--- a/project/project_03_template.docx
+++ b/project/project_03_template.docx
@@ -217,6 +217,13 @@
                 <w:bCs/>
               </w:rPr>
             </w:pPr>
+            <w:r>
+              <w:rPr>
+                <w:b/>
+                <w:bCs/>
+              </w:rPr>
+              <w:t>https://github.com/williampiecyk/ist263/tree/main/project/Media</w:t>
+            </w:r>
           </w:p>
         </w:tc>
       </w:tr>
@@ -355,7 +362,7 @@
                 <w:noProof/>
               </w:rPr>
               <w:drawing>
-                <wp:inline distT="0" distB="0" distL="0" distR="0" wp14:anchorId="45763691" wp14:editId="7A7647C8">
+                <wp:inline distT="0" distB="0" distL="0" distR="0" wp14:anchorId="45763691" wp14:editId="4DB5BD2A">
                   <wp:extent cx="906983" cy="601980"/>
                   <wp:effectExtent l="0" t="0" r="7620" b="7620"/>
                   <wp:docPr id="1" name="Picture 1" descr="Home Page - Antonio's To Go - What's For Dinner Tonight?"/>
@@ -465,23 +472,7 @@
                   <w:b/>
                   <w:bCs/>
                 </w:rPr>
-                <w:t>https://youtu.be/p</w:t>
-              </w:r>
-              <w:r>
-                <w:rPr>
-                  <w:rStyle w:val="Hyperlink"/>
-                  <w:b/>
-                  <w:bCs/>
-                </w:rPr>
-                <w:t>Q</w:t>
-              </w:r>
-              <w:r>
-                <w:rPr>
-                  <w:rStyle w:val="Hyperlink"/>
-                  <w:b/>
-                  <w:bCs/>
-                </w:rPr>
-                <w:t>N-pnXPaVg</w:t>
+                <w:t>https://youtu.be/pQN-pnXPaVg</w:t>
               </w:r>
             </w:hyperlink>
             <w:r>
